--- a/participant/11_legal_notice_for_aarav.docx
+++ b/participant/11_legal_notice_for_aarav.docx
@@ -263,7 +263,15 @@
           <w:rFonts w:ascii="Calibri" w:hAnsi="Calibri"/>
           <w:sz w:val="22"/>
         </w:rPr>
-        <w:t>The INR 1.80 bridge was an investor-led issue for the improper purpose of shifting control, without the contractual 15-Business-Day pro rata offer, Founder consent, a disclosed valuation or a complete subscription agreement.</w:t>
+        <w:t>The INR 18.00 bridge was an investor-led issue for the improper purpose of shifting control, without the contractual 15-Business-Day pro rata offer, Founder consent, a disclosed valuation or a complete subscription agreement.</w:t>
+      </w:r>
+    </w:p>
+    <w:p>
+      <w:pPr>
+        <w:pStyle w:val="ListNumber"/>
+      </w:pPr>
+      <w:r>
+        <w:t>No private-placement offer letter, valuation report, complete record of offerees, return of allotment or instrument showing receipt of the full issue price has been supplied, despite the preferential/private-placement route asserted for the issue.</w:t>
       </w:r>
     </w:p>
     <w:p>
